--- a/Final/碩士總結/(4 必備) 學位論文審定同意書.docx
+++ b/Final/碩士總結/(4 必備) 學位論文審定同意書.docx
@@ -187,7 +187,7 @@
           <w:sz w:val="28"/>
           <w:szCs w:val="28"/>
         </w:rPr>
-        <w:t>激子躍</w:t>
+        <w:t>激子躍遷</w:t>
       </w:r>
       <w:proofErr w:type="gramEnd"/>
       <w:r>
@@ -196,7 +196,7 @@
           <w:sz w:val="28"/>
           <w:szCs w:val="28"/>
         </w:rPr>
-        <w:t>遷理論</w:t>
+        <w:t>理論</w:t>
       </w:r>
       <w:r>
         <w:rPr>
@@ -969,46 +969,55 @@
           <w:sz w:val="32"/>
           <w:szCs w:val="32"/>
         </w:rPr>
-        <w:t>114</w:t>
-      </w:r>
-      <w:r>
-        <w:rPr>
-          <w:rFonts w:ascii="標楷體" w:eastAsia="標楷體" w:hAnsi="標楷體" w:hint="eastAsia"/>
-          <w:color w:val="000000" w:themeColor="text1"/>
-          <w:sz w:val="32"/>
-          <w:szCs w:val="32"/>
-        </w:rPr>
-        <w:t xml:space="preserve"> 年 </w:t>
-      </w:r>
-      <w:r>
-        <w:rPr>
-          <w:rFonts w:ascii="標楷體" w:eastAsia="標楷體" w:hAnsi="標楷體" w:hint="eastAsia"/>
-          <w:color w:val="000000" w:themeColor="text1"/>
-          <w:sz w:val="32"/>
-          <w:szCs w:val="32"/>
-        </w:rPr>
-        <w:t>7</w:t>
-      </w:r>
-      <w:r>
-        <w:rPr>
-          <w:rFonts w:ascii="標楷體" w:eastAsia="標楷體" w:hAnsi="標楷體" w:hint="eastAsia"/>
-          <w:color w:val="000000" w:themeColor="text1"/>
-          <w:sz w:val="32"/>
-          <w:szCs w:val="32"/>
-        </w:rPr>
-        <w:t xml:space="preserve"> 月 </w:t>
-      </w:r>
-      <w:r>
-        <w:rPr>
-          <w:rFonts w:ascii="標楷體" w:eastAsia="標楷體" w:hAnsi="標楷體" w:hint="eastAsia"/>
-          <w:color w:val="000000" w:themeColor="text1"/>
-          <w:sz w:val="32"/>
-          <w:szCs w:val="32"/>
-        </w:rPr>
-        <w:t>28</w:t>
+        <w:t>11</w:t>
+      </w:r>
+      <w:r>
+        <w:rPr>
+          <w:rFonts w:ascii="標楷體" w:eastAsia="標楷體" w:hAnsi="標楷體" w:hint="eastAsia"/>
+          <w:color w:val="000000" w:themeColor="text1"/>
+          <w:sz w:val="32"/>
+          <w:szCs w:val="32"/>
+        </w:rPr>
+        <w:t>5</w:t>
       </w:r>
       <w:bookmarkStart w:id="0" w:name="_GoBack"/>
       <w:bookmarkEnd w:id="0"/>
+      <w:r>
+        <w:rPr>
+          <w:rFonts w:ascii="標楷體" w:eastAsia="標楷體" w:hAnsi="標楷體" w:hint="eastAsia"/>
+          <w:color w:val="000000" w:themeColor="text1"/>
+          <w:sz w:val="32"/>
+          <w:szCs w:val="32"/>
+        </w:rPr>
+        <w:t xml:space="preserve"> 年 </w:t>
+      </w:r>
+      <w:r>
+        <w:rPr>
+          <w:rFonts w:ascii="標楷體" w:eastAsia="標楷體" w:hAnsi="標楷體" w:hint="eastAsia"/>
+          <w:color w:val="000000" w:themeColor="text1"/>
+          <w:sz w:val="32"/>
+          <w:szCs w:val="32"/>
+        </w:rPr>
+        <w:t>7</w:t>
+      </w:r>
+      <w:r>
+        <w:rPr>
+          <w:rFonts w:ascii="標楷體" w:eastAsia="標楷體" w:hAnsi="標楷體" w:hint="eastAsia"/>
+          <w:color w:val="000000" w:themeColor="text1"/>
+          <w:sz w:val="32"/>
+          <w:szCs w:val="32"/>
+        </w:rPr>
+        <w:t xml:space="preserve"> 月 </w:t>
+      </w:r>
+      <w:r>
+        <w:rPr>
+          <w:rFonts w:ascii="標楷體" w:eastAsia="標楷體" w:hAnsi="標楷體" w:hint="eastAsia"/>
+          <w:color w:val="000000" w:themeColor="text1"/>
+          <w:sz w:val="32"/>
+          <w:szCs w:val="32"/>
+        </w:rPr>
+        <w:t>28</w:t>
+      </w:r>
       <w:r>
         <w:rPr>
           <w:rFonts w:ascii="標楷體" w:eastAsia="標楷體" w:hAnsi="標楷體" w:hint="eastAsia"/>
